--- a/examples/sourabh-resume.docx
+++ b/examples/sourabh-resume.docx
@@ -10,7 +10,7 @@
         <w:rPr>
           <w:b/>
           <w:bCs/>
-          <w:color w:val="16202f"/>
+          <w:color w:val="151922"/>
           <w:sz w:val="40"/>
           <w:szCs w:val="40"/>
         </w:rPr>
@@ -25,7 +25,7 @@
         <w:rPr>
           <w:b/>
           <w:bCs/>
-          <w:color w:val="cf8a34"/>
+          <w:color w:val="0ea5e9"/>
           <w:sz w:val="22"/>
           <w:szCs w:val="22"/>
         </w:rPr>
@@ -38,7 +38,7 @@
       </w:pPr>
       <w:r>
         <w:rPr>
-          <w:color w:val="59647a"/>
+          <w:color w:val="5b6474"/>
           <w:sz w:val="18"/>
           <w:szCs w:val="18"/>
         </w:rPr>
@@ -48,7 +48,7 @@
     <w:p>
       <w:pPr>
         <w:pBdr>
-          <w:bottom w:val="single" w:color="cf8a34" w:sz="12"/>
+          <w:bottom w:val="single" w:color="0ea5e9" w:sz="12"/>
         </w:pBdr>
         <w:spacing w:after="80"/>
       </w:pPr>
@@ -61,7 +61,7 @@
         <w:rPr>
           <w:b/>
           <w:bCs/>
-          <w:color w:val="16202f"/>
+          <w:color w:val="151922"/>
           <w:sz w:val="22"/>
           <w:szCs w:val="22"/>
         </w:rPr>
@@ -69,7 +69,7 @@
       </w:r>
       <w:r>
         <w:rPr>
-          <w:color w:val="59647a"/>
+          <w:color w:val="5b6474"/>
           <w:sz w:val="16"/>
           <w:szCs w:val="16"/>
         </w:rPr>
@@ -86,7 +86,7 @@
         <w:rPr>
           <w:b/>
           <w:bCs/>
-          <w:color w:val="16202f"/>
+          <w:color w:val="151922"/>
           <w:sz w:val="22"/>
           <w:szCs w:val="22"/>
         </w:rPr>
@@ -94,7 +94,7 @@
       </w:r>
       <w:r>
         <w:rPr>
-          <w:color w:val="59647a"/>
+          <w:color w:val="5b6474"/>
           <w:sz w:val="16"/>
           <w:szCs w:val="16"/>
         </w:rPr>
@@ -111,7 +111,7 @@
         <w:rPr>
           <w:b/>
           <w:bCs/>
-          <w:color w:val="16202f"/>
+          <w:color w:val="151922"/>
           <w:sz w:val="22"/>
           <w:szCs w:val="22"/>
         </w:rPr>
@@ -119,7 +119,7 @@
       </w:r>
       <w:r>
         <w:rPr>
-          <w:color w:val="59647a"/>
+          <w:color w:val="5b6474"/>
           <w:sz w:val="16"/>
           <w:szCs w:val="16"/>
         </w:rPr>
@@ -136,7 +136,7 @@
         <w:rPr>
           <w:b/>
           <w:bCs/>
-          <w:color w:val="16202f"/>
+          <w:color w:val="151922"/>
           <w:sz w:val="22"/>
           <w:szCs w:val="22"/>
         </w:rPr>
@@ -144,7 +144,7 @@
       </w:r>
       <w:r>
         <w:rPr>
-          <w:color w:val="59647a"/>
+          <w:color w:val="5b6474"/>
           <w:sz w:val="16"/>
           <w:szCs w:val="16"/>
         </w:rPr>
@@ -154,7 +154,7 @@
     <w:p>
       <w:pPr>
         <w:pBdr>
-          <w:bottom w:val="single" w:color="cf8a34" w:sz="6"/>
+          <w:bottom w:val="single" w:color="0ea5e9" w:sz="6"/>
         </w:pBdr>
         <w:spacing w:after="60" w:before="200"/>
       </w:pPr>
@@ -162,7 +162,7 @@
         <w:rPr>
           <w:b/>
           <w:bCs/>
-          <w:color w:val="cf8a34"/>
+          <w:color w:val="0ea5e9"/>
           <w:spacing w:val="20"/>
           <w:sz w:val="21"/>
           <w:szCs w:val="21"/>
@@ -178,7 +178,7 @@
         <w:rPr>
           <w:i w:val="false"/>
           <w:iCs w:val="false"/>
-          <w:color w:val="16202f"/>
+          <w:color w:val="151922"/>
           <w:sz w:val="20"/>
           <w:szCs w:val="20"/>
         </w:rPr>
@@ -188,7 +188,7 @@
     <w:p>
       <w:pPr>
         <w:pBdr>
-          <w:bottom w:val="single" w:color="cf8a34" w:sz="6"/>
+          <w:bottom w:val="single" w:color="0ea5e9" w:sz="6"/>
         </w:pBdr>
         <w:spacing w:after="60" w:before="200"/>
       </w:pPr>
@@ -196,7 +196,7 @@
         <w:rPr>
           <w:b/>
           <w:bCs/>
-          <w:color w:val="cf8a34"/>
+          <w:color w:val="0ea5e9"/>
           <w:spacing w:val="20"/>
           <w:sz w:val="21"/>
           <w:szCs w:val="21"/>
@@ -215,7 +215,7 @@
         <w:rPr>
           <w:b/>
           <w:bCs/>
-          <w:color w:val="16202f"/>
+          <w:color w:val="151922"/>
           <w:sz w:val="21"/>
           <w:szCs w:val="21"/>
         </w:rPr>
@@ -223,7 +223,7 @@
       </w:r>
       <w:r>
         <w:rPr>
-          <w:color w:val="cf8a34"/>
+          <w:color w:val="0ea5e9"/>
           <w:sz w:val="20"/>
           <w:szCs w:val="20"/>
         </w:rPr>
@@ -231,7 +231,7 @@
       </w:r>
       <w:r>
         <w:rPr>
-          <w:color w:val="59647a"/>
+          <w:color w:val="5b6474"/>
           <w:sz w:val="18"/>
           <w:szCs w:val="18"/>
         </w:rPr>
@@ -246,7 +246,7 @@
         <w:rPr>
           <w:i/>
           <w:iCs/>
-          <w:color w:val="59647a"/>
+          <w:color w:val="5b6474"/>
           <w:sz w:val="20"/>
           <w:szCs w:val="20"/>
         </w:rPr>
@@ -264,7 +264,7 @@
       </w:pPr>
       <w:r>
         <w:rPr>
-          <w:color w:val="16202f"/>
+          <w:color w:val="151922"/>
           <w:sz w:val="20"/>
           <w:szCs w:val="20"/>
         </w:rPr>
@@ -282,7 +282,7 @@
       </w:pPr>
       <w:r>
         <w:rPr>
-          <w:color w:val="16202f"/>
+          <w:color w:val="151922"/>
           <w:sz w:val="20"/>
           <w:szCs w:val="20"/>
         </w:rPr>
@@ -300,7 +300,7 @@
       </w:pPr>
       <w:r>
         <w:rPr>
-          <w:color w:val="16202f"/>
+          <w:color w:val="151922"/>
           <w:sz w:val="20"/>
           <w:szCs w:val="20"/>
         </w:rPr>
@@ -318,7 +318,7 @@
       </w:pPr>
       <w:r>
         <w:rPr>
-          <w:color w:val="16202f"/>
+          <w:color w:val="151922"/>
           <w:sz w:val="20"/>
           <w:szCs w:val="20"/>
         </w:rPr>
@@ -336,7 +336,7 @@
       </w:pPr>
       <w:r>
         <w:rPr>
-          <w:color w:val="16202f"/>
+          <w:color w:val="151922"/>
           <w:sz w:val="20"/>
           <w:szCs w:val="20"/>
         </w:rPr>
@@ -354,7 +354,7 @@
       </w:pPr>
       <w:r>
         <w:rPr>
-          <w:color w:val="16202f"/>
+          <w:color w:val="151922"/>
           <w:sz w:val="20"/>
           <w:szCs w:val="20"/>
         </w:rPr>
@@ -372,7 +372,7 @@
         <w:rPr>
           <w:b/>
           <w:bCs/>
-          <w:color w:val="16202f"/>
+          <w:color w:val="151922"/>
           <w:sz w:val="21"/>
           <w:szCs w:val="21"/>
         </w:rPr>
@@ -380,7 +380,7 @@
       </w:r>
       <w:r>
         <w:rPr>
-          <w:color w:val="cf8a34"/>
+          <w:color w:val="0ea5e9"/>
           <w:sz w:val="20"/>
           <w:szCs w:val="20"/>
         </w:rPr>
@@ -388,7 +388,7 @@
       </w:r>
       <w:r>
         <w:rPr>
-          <w:color w:val="59647a"/>
+          <w:color w:val="5b6474"/>
           <w:sz w:val="18"/>
           <w:szCs w:val="18"/>
         </w:rPr>
@@ -403,7 +403,7 @@
         <w:rPr>
           <w:i/>
           <w:iCs/>
-          <w:color w:val="59647a"/>
+          <w:color w:val="5b6474"/>
           <w:sz w:val="20"/>
           <w:szCs w:val="20"/>
         </w:rPr>
@@ -421,7 +421,7 @@
       </w:pPr>
       <w:r>
         <w:rPr>
-          <w:color w:val="16202f"/>
+          <w:color w:val="151922"/>
           <w:sz w:val="20"/>
           <w:szCs w:val="20"/>
         </w:rPr>
@@ -439,7 +439,7 @@
         <w:rPr>
           <w:b/>
           <w:bCs/>
-          <w:color w:val="16202f"/>
+          <w:color w:val="151922"/>
           <w:sz w:val="21"/>
           <w:szCs w:val="21"/>
         </w:rPr>
@@ -447,7 +447,7 @@
       </w:r>
       <w:r>
         <w:rPr>
-          <w:color w:val="cf8a34"/>
+          <w:color w:val="0ea5e9"/>
           <w:sz w:val="20"/>
           <w:szCs w:val="20"/>
         </w:rPr>
@@ -455,7 +455,7 @@
       </w:r>
       <w:r>
         <w:rPr>
-          <w:color w:val="59647a"/>
+          <w:color w:val="5b6474"/>
           <w:sz w:val="18"/>
           <w:szCs w:val="18"/>
         </w:rPr>
@@ -470,7 +470,7 @@
         <w:rPr>
           <w:i/>
           <w:iCs/>
-          <w:color w:val="59647a"/>
+          <w:color w:val="5b6474"/>
           <w:sz w:val="20"/>
           <w:szCs w:val="20"/>
         </w:rPr>
@@ -488,7 +488,7 @@
       </w:pPr>
       <w:r>
         <w:rPr>
-          <w:color w:val="16202f"/>
+          <w:color w:val="151922"/>
           <w:sz w:val="20"/>
           <w:szCs w:val="20"/>
         </w:rPr>
@@ -506,7 +506,7 @@
         <w:rPr>
           <w:b/>
           <w:bCs/>
-          <w:color w:val="16202f"/>
+          <w:color w:val="151922"/>
           <w:sz w:val="21"/>
           <w:szCs w:val="21"/>
         </w:rPr>
@@ -514,7 +514,7 @@
       </w:r>
       <w:r>
         <w:rPr>
-          <w:color w:val="cf8a34"/>
+          <w:color w:val="0ea5e9"/>
           <w:sz w:val="20"/>
           <w:szCs w:val="20"/>
         </w:rPr>
@@ -522,7 +522,7 @@
       </w:r>
       <w:r>
         <w:rPr>
-          <w:color w:val="59647a"/>
+          <w:color w:val="5b6474"/>
           <w:sz w:val="18"/>
           <w:szCs w:val="18"/>
         </w:rPr>
@@ -537,7 +537,7 @@
         <w:rPr>
           <w:i/>
           <w:iCs/>
-          <w:color w:val="59647a"/>
+          <w:color w:val="5b6474"/>
           <w:sz w:val="20"/>
           <w:szCs w:val="20"/>
         </w:rPr>
@@ -555,7 +555,7 @@
       </w:pPr>
       <w:r>
         <w:rPr>
-          <w:color w:val="16202f"/>
+          <w:color w:val="151922"/>
           <w:sz w:val="20"/>
           <w:szCs w:val="20"/>
         </w:rPr>
@@ -573,7 +573,7 @@
         <w:rPr>
           <w:b/>
           <w:bCs/>
-          <w:color w:val="16202f"/>
+          <w:color w:val="151922"/>
           <w:sz w:val="21"/>
           <w:szCs w:val="21"/>
         </w:rPr>
@@ -581,7 +581,7 @@
       </w:r>
       <w:r>
         <w:rPr>
-          <w:color w:val="cf8a34"/>
+          <w:color w:val="0ea5e9"/>
           <w:sz w:val="20"/>
           <w:szCs w:val="20"/>
         </w:rPr>
@@ -589,7 +589,7 @@
       </w:r>
       <w:r>
         <w:rPr>
-          <w:color w:val="59647a"/>
+          <w:color w:val="5b6474"/>
           <w:sz w:val="18"/>
           <w:szCs w:val="18"/>
         </w:rPr>
@@ -604,7 +604,7 @@
         <w:rPr>
           <w:i/>
           <w:iCs/>
-          <w:color w:val="59647a"/>
+          <w:color w:val="5b6474"/>
           <w:sz w:val="20"/>
           <w:szCs w:val="20"/>
         </w:rPr>
@@ -622,7 +622,7 @@
         <w:rPr>
           <w:b/>
           <w:bCs/>
-          <w:color w:val="16202f"/>
+          <w:color w:val="151922"/>
           <w:sz w:val="21"/>
           <w:szCs w:val="21"/>
         </w:rPr>
@@ -630,7 +630,7 @@
       </w:r>
       <w:r>
         <w:rPr>
-          <w:color w:val="cf8a34"/>
+          <w:color w:val="0ea5e9"/>
           <w:sz w:val="20"/>
           <w:szCs w:val="20"/>
         </w:rPr>
@@ -638,7 +638,7 @@
       </w:r>
       <w:r>
         <w:rPr>
-          <w:color w:val="59647a"/>
+          <w:color w:val="5b6474"/>
           <w:sz w:val="18"/>
           <w:szCs w:val="18"/>
         </w:rPr>
@@ -653,7 +653,7 @@
         <w:rPr>
           <w:i/>
           <w:iCs/>
-          <w:color w:val="59647a"/>
+          <w:color w:val="5b6474"/>
           <w:sz w:val="20"/>
           <w:szCs w:val="20"/>
         </w:rPr>
@@ -671,7 +671,7 @@
         <w:rPr>
           <w:b/>
           <w:bCs/>
-          <w:color w:val="16202f"/>
+          <w:color w:val="151922"/>
           <w:sz w:val="21"/>
           <w:szCs w:val="21"/>
         </w:rPr>
@@ -679,7 +679,7 @@
       </w:r>
       <w:r>
         <w:rPr>
-          <w:color w:val="cf8a34"/>
+          <w:color w:val="0ea5e9"/>
           <w:sz w:val="20"/>
           <w:szCs w:val="20"/>
         </w:rPr>
@@ -687,7 +687,7 @@
       </w:r>
       <w:r>
         <w:rPr>
-          <w:color w:val="59647a"/>
+          <w:color w:val="5b6474"/>
           <w:sz w:val="18"/>
           <w:szCs w:val="18"/>
         </w:rPr>
@@ -702,7 +702,7 @@
         <w:rPr>
           <w:i/>
           <w:iCs/>
-          <w:color w:val="59647a"/>
+          <w:color w:val="5b6474"/>
           <w:sz w:val="20"/>
           <w:szCs w:val="20"/>
         </w:rPr>
@@ -712,7 +712,7 @@
     <w:p>
       <w:pPr>
         <w:pBdr>
-          <w:bottom w:val="single" w:color="cf8a34" w:sz="6"/>
+          <w:bottom w:val="single" w:color="0ea5e9" w:sz="6"/>
         </w:pBdr>
         <w:spacing w:after="60" w:before="200"/>
       </w:pPr>
@@ -720,7 +720,7 @@
         <w:rPr>
           <w:b/>
           <w:bCs/>
-          <w:color w:val="cf8a34"/>
+          <w:color w:val="0ea5e9"/>
           <w:spacing w:val="20"/>
           <w:sz w:val="21"/>
           <w:szCs w:val="21"/>
@@ -736,7 +736,7 @@
         <w:rPr>
           <w:b/>
           <w:bCs/>
-          <w:color w:val="16202f"/>
+          <w:color w:val="151922"/>
           <w:sz w:val="21"/>
           <w:szCs w:val="21"/>
         </w:rPr>
@@ -744,7 +744,7 @@
       </w:r>
       <w:r>
         <w:rPr>
-          <w:color w:val="cf8a34"/>
+          <w:color w:val="0ea5e9"/>
           <w:sz w:val="20"/>
           <w:szCs w:val="20"/>
         </w:rPr>
@@ -759,7 +759,7 @@
         <w:rPr>
           <w:i w:val="false"/>
           <w:iCs w:val="false"/>
-          <w:color w:val="16202f"/>
+          <w:color w:val="151922"/>
           <w:sz w:val="20"/>
           <w:szCs w:val="20"/>
         </w:rPr>
@@ -774,7 +774,7 @@
         <w:rPr>
           <w:b/>
           <w:bCs/>
-          <w:color w:val="16202f"/>
+          <w:color w:val="151922"/>
           <w:sz w:val="21"/>
           <w:szCs w:val="21"/>
         </w:rPr>
@@ -782,7 +782,7 @@
       </w:r>
       <w:r>
         <w:rPr>
-          <w:color w:val="cf8a34"/>
+          <w:color w:val="0ea5e9"/>
           <w:sz w:val="20"/>
           <w:szCs w:val="20"/>
         </w:rPr>
@@ -797,7 +797,7 @@
         <w:rPr>
           <w:i w:val="false"/>
           <w:iCs w:val="false"/>
-          <w:color w:val="16202f"/>
+          <w:color w:val="151922"/>
           <w:sz w:val="20"/>
           <w:szCs w:val="20"/>
         </w:rPr>
@@ -807,7 +807,7 @@
     <w:p>
       <w:pPr>
         <w:pBdr>
-          <w:bottom w:val="single" w:color="cf8a34" w:sz="6"/>
+          <w:bottom w:val="single" w:color="0ea5e9" w:sz="6"/>
         </w:pBdr>
         <w:spacing w:after="60" w:before="200"/>
       </w:pPr>
@@ -815,7 +815,7 @@
         <w:rPr>
           <w:b/>
           <w:bCs/>
-          <w:color w:val="cf8a34"/>
+          <w:color w:val="0ea5e9"/>
           <w:spacing w:val="20"/>
           <w:sz w:val="21"/>
           <w:szCs w:val="21"/>
@@ -834,7 +834,7 @@
       </w:pPr>
       <w:r>
         <w:rPr>
-          <w:color w:val="16202f"/>
+          <w:color w:val="151922"/>
           <w:sz w:val="20"/>
           <w:szCs w:val="20"/>
         </w:rPr>
@@ -852,7 +852,7 @@
       </w:pPr>
       <w:r>
         <w:rPr>
-          <w:color w:val="16202f"/>
+          <w:color w:val="151922"/>
           <w:sz w:val="20"/>
           <w:szCs w:val="20"/>
         </w:rPr>
@@ -870,7 +870,7 @@
       </w:pPr>
       <w:r>
         <w:rPr>
-          <w:color w:val="16202f"/>
+          <w:color w:val="151922"/>
           <w:sz w:val="20"/>
           <w:szCs w:val="20"/>
         </w:rPr>
@@ -888,7 +888,7 @@
       </w:pPr>
       <w:r>
         <w:rPr>
-          <w:color w:val="16202f"/>
+          <w:color w:val="151922"/>
           <w:sz w:val="20"/>
           <w:szCs w:val="20"/>
         </w:rPr>
@@ -906,7 +906,7 @@
       </w:pPr>
       <w:r>
         <w:rPr>
-          <w:color w:val="16202f"/>
+          <w:color w:val="151922"/>
           <w:sz w:val="20"/>
           <w:szCs w:val="20"/>
         </w:rPr>
@@ -924,7 +924,7 @@
       </w:pPr>
       <w:r>
         <w:rPr>
-          <w:color w:val="16202f"/>
+          <w:color w:val="151922"/>
           <w:sz w:val="20"/>
           <w:szCs w:val="20"/>
         </w:rPr>
@@ -942,7 +942,7 @@
       </w:pPr>
       <w:r>
         <w:rPr>
-          <w:color w:val="16202f"/>
+          <w:color w:val="151922"/>
           <w:sz w:val="20"/>
           <w:szCs w:val="20"/>
         </w:rPr>
@@ -960,7 +960,7 @@
       </w:pPr>
       <w:r>
         <w:rPr>
-          <w:color w:val="16202f"/>
+          <w:color w:val="151922"/>
           <w:sz w:val="20"/>
           <w:szCs w:val="20"/>
         </w:rPr>
@@ -970,7 +970,7 @@
     <w:p>
       <w:pPr>
         <w:pBdr>
-          <w:bottom w:val="single" w:color="cf8a34" w:sz="6"/>
+          <w:bottom w:val="single" w:color="0ea5e9" w:sz="6"/>
         </w:pBdr>
         <w:spacing w:after="60" w:before="200"/>
       </w:pPr>
@@ -978,7 +978,7 @@
         <w:rPr>
           <w:b/>
           <w:bCs/>
-          <w:color w:val="cf8a34"/>
+          <w:color w:val="0ea5e9"/>
           <w:spacing w:val="20"/>
           <w:sz w:val="21"/>
           <w:szCs w:val="21"/>
@@ -994,7 +994,7 @@
         <w:rPr>
           <w:b/>
           <w:bCs/>
-          <w:color w:val="cf8a34"/>
+          <w:color w:val="0ea5e9"/>
           <w:sz w:val="19"/>
           <w:szCs w:val="19"/>
         </w:rPr>
@@ -1002,7 +1002,7 @@
       </w:r>
       <w:r>
         <w:rPr>
-          <w:color w:val="16202f"/>
+          <w:color w:val="151922"/>
           <w:sz w:val="19"/>
           <w:szCs w:val="19"/>
         </w:rPr>
@@ -1017,7 +1017,7 @@
         <w:rPr>
           <w:b/>
           <w:bCs/>
-          <w:color w:val="cf8a34"/>
+          <w:color w:val="0ea5e9"/>
           <w:sz w:val="19"/>
           <w:szCs w:val="19"/>
         </w:rPr>
@@ -1025,7 +1025,7 @@
       </w:r>
       <w:r>
         <w:rPr>
-          <w:color w:val="16202f"/>
+          <w:color w:val="151922"/>
           <w:sz w:val="19"/>
           <w:szCs w:val="19"/>
         </w:rPr>
@@ -1040,7 +1040,7 @@
         <w:rPr>
           <w:b/>
           <w:bCs/>
-          <w:color w:val="cf8a34"/>
+          <w:color w:val="0ea5e9"/>
           <w:sz w:val="19"/>
           <w:szCs w:val="19"/>
         </w:rPr>
@@ -1048,7 +1048,7 @@
       </w:r>
       <w:r>
         <w:rPr>
-          <w:color w:val="16202f"/>
+          <w:color w:val="151922"/>
           <w:sz w:val="19"/>
           <w:szCs w:val="19"/>
         </w:rPr>
@@ -1063,7 +1063,7 @@
         <w:rPr>
           <w:b/>
           <w:bCs/>
-          <w:color w:val="cf8a34"/>
+          <w:color w:val="0ea5e9"/>
           <w:sz w:val="19"/>
           <w:szCs w:val="19"/>
         </w:rPr>
@@ -1071,7 +1071,7 @@
       </w:r>
       <w:r>
         <w:rPr>
-          <w:color w:val="16202f"/>
+          <w:color w:val="151922"/>
           <w:sz w:val="19"/>
           <w:szCs w:val="19"/>
         </w:rPr>
@@ -1086,7 +1086,7 @@
         <w:rPr>
           <w:b/>
           <w:bCs/>
-          <w:color w:val="cf8a34"/>
+          <w:color w:val="0ea5e9"/>
           <w:sz w:val="19"/>
           <w:szCs w:val="19"/>
         </w:rPr>
@@ -1094,7 +1094,7 @@
       </w:r>
       <w:r>
         <w:rPr>
-          <w:color w:val="16202f"/>
+          <w:color w:val="151922"/>
           <w:sz w:val="19"/>
           <w:szCs w:val="19"/>
         </w:rPr>
@@ -1104,7 +1104,7 @@
     <w:p>
       <w:pPr>
         <w:pBdr>
-          <w:bottom w:val="single" w:color="cf8a34" w:sz="6"/>
+          <w:bottom w:val="single" w:color="0ea5e9" w:sz="6"/>
         </w:pBdr>
         <w:spacing w:after="60" w:before="200"/>
       </w:pPr>
@@ -1112,7 +1112,7 @@
         <w:rPr>
           <w:b/>
           <w:bCs/>
-          <w:color w:val="cf8a34"/>
+          <w:color w:val="0ea5e9"/>
           <w:spacing w:val="20"/>
           <w:sz w:val="21"/>
           <w:szCs w:val="21"/>
@@ -1128,7 +1128,7 @@
         <w:rPr>
           <w:b/>
           <w:bCs/>
-          <w:color w:val="16202f"/>
+          <w:color w:val="151922"/>
           <w:sz w:val="21"/>
           <w:szCs w:val="21"/>
         </w:rPr>
@@ -1136,7 +1136,7 @@
       </w:r>
       <w:r>
         <w:rPr>
-          <w:color w:val="cf8a34"/>
+          <w:color w:val="0ea5e9"/>
           <w:sz w:val="20"/>
           <w:szCs w:val="20"/>
         </w:rPr>
@@ -1146,7 +1146,7 @@
     <w:p>
       <w:pPr>
         <w:pBdr>
-          <w:bottom w:val="single" w:color="cf8a34" w:sz="6"/>
+          <w:bottom w:val="single" w:color="0ea5e9" w:sz="6"/>
         </w:pBdr>
         <w:spacing w:after="60" w:before="200"/>
       </w:pPr>
@@ -1154,7 +1154,7 @@
         <w:rPr>
           <w:b/>
           <w:bCs/>
-          <w:color w:val="cf8a34"/>
+          <w:color w:val="0ea5e9"/>
           <w:spacing w:val="20"/>
           <w:sz w:val="21"/>
           <w:szCs w:val="21"/>
@@ -1173,7 +1173,7 @@
       </w:pPr>
       <w:r>
         <w:rPr>
-          <w:color w:val="16202f"/>
+          <w:color w:val="151922"/>
           <w:sz w:val="20"/>
           <w:szCs w:val="20"/>
         </w:rPr>
@@ -1183,7 +1183,7 @@
     <w:p>
       <w:pPr>
         <w:pBdr>
-          <w:bottom w:val="single" w:color="cf8a34" w:sz="6"/>
+          <w:bottom w:val="single" w:color="0ea5e9" w:sz="6"/>
         </w:pBdr>
         <w:spacing w:after="60" w:before="200"/>
       </w:pPr>
@@ -1191,7 +1191,7 @@
         <w:rPr>
           <w:b/>
           <w:bCs/>
-          <w:color w:val="cf8a34"/>
+          <w:color w:val="0ea5e9"/>
           <w:spacing w:val="20"/>
           <w:sz w:val="21"/>
           <w:szCs w:val="21"/>
@@ -1210,7 +1210,7 @@
       </w:pPr>
       <w:r>
         <w:rPr>
-          <w:color w:val="16202f"/>
+          <w:color w:val="151922"/>
           <w:sz w:val="20"/>
           <w:szCs w:val="20"/>
         </w:rPr>
@@ -1228,7 +1228,7 @@
       </w:pPr>
       <w:r>
         <w:rPr>
-          <w:color w:val="16202f"/>
+          <w:color w:val="151922"/>
           <w:sz w:val="20"/>
           <w:szCs w:val="20"/>
         </w:rPr>
@@ -1246,7 +1246,7 @@
       </w:pPr>
       <w:r>
         <w:rPr>
-          <w:color w:val="16202f"/>
+          <w:color w:val="151922"/>
           <w:sz w:val="20"/>
           <w:szCs w:val="20"/>
         </w:rPr>
@@ -1264,7 +1264,7 @@
       </w:pPr>
       <w:r>
         <w:rPr>
-          <w:color w:val="16202f"/>
+          <w:color w:val="151922"/>
           <w:sz w:val="20"/>
           <w:szCs w:val="20"/>
         </w:rPr>
@@ -1274,7 +1274,7 @@
     <w:p>
       <w:pPr>
         <w:pBdr>
-          <w:bottom w:val="single" w:color="cf8a34" w:sz="6"/>
+          <w:bottom w:val="single" w:color="0ea5e9" w:sz="6"/>
         </w:pBdr>
         <w:spacing w:after="60" w:before="200"/>
       </w:pPr>
@@ -1282,7 +1282,7 @@
         <w:rPr>
           <w:b/>
           <w:bCs/>
-          <w:color w:val="cf8a34"/>
+          <w:color w:val="0ea5e9"/>
           <w:spacing w:val="20"/>
           <w:sz w:val="21"/>
           <w:szCs w:val="21"/>
@@ -1298,7 +1298,7 @@
         <w:rPr>
           <w:i w:val="false"/>
           <w:iCs w:val="false"/>
-          <w:color w:val="16202f"/>
+          <w:color w:val="151922"/>
           <w:sz w:val="20"/>
           <w:szCs w:val="20"/>
         </w:rPr>
@@ -1308,7 +1308,7 @@
     <w:p>
       <w:pPr>
         <w:pBdr>
-          <w:bottom w:val="single" w:color="cf8a34" w:sz="6"/>
+          <w:bottom w:val="single" w:color="0ea5e9" w:sz="6"/>
         </w:pBdr>
         <w:spacing w:after="60" w:before="200"/>
       </w:pPr>
@@ -1316,7 +1316,7 @@
         <w:rPr>
           <w:b/>
           <w:bCs/>
-          <w:color w:val="cf8a34"/>
+          <w:color w:val="0ea5e9"/>
           <w:spacing w:val="20"/>
           <w:sz w:val="21"/>
           <w:szCs w:val="21"/>
@@ -1332,7 +1332,7 @@
         <w:rPr>
           <w:i w:val="false"/>
           <w:iCs w:val="false"/>
-          <w:color w:val="16202f"/>
+          <w:color w:val="151922"/>
           <w:sz w:val="20"/>
           <w:szCs w:val="20"/>
         </w:rPr>
@@ -1342,7 +1342,7 @@
     <w:p>
       <w:pPr>
         <w:pBdr>
-          <w:bottom w:val="single" w:color="cf8a34" w:sz="6"/>
+          <w:bottom w:val="single" w:color="0ea5e9" w:sz="6"/>
         </w:pBdr>
         <w:spacing w:after="60" w:before="200"/>
       </w:pPr>
@@ -1350,7 +1350,7 @@
         <w:rPr>
           <w:b/>
           <w:bCs/>
-          <w:color w:val="cf8a34"/>
+          <w:color w:val="0ea5e9"/>
           <w:spacing w:val="20"/>
           <w:sz w:val="21"/>
           <w:szCs w:val="21"/>
@@ -1366,7 +1366,7 @@
         <w:rPr>
           <w:i w:val="false"/>
           <w:iCs w:val="false"/>
-          <w:color w:val="16202f"/>
+          <w:color w:val="151922"/>
           <w:sz w:val="20"/>
           <w:szCs w:val="20"/>
         </w:rPr>
